--- a/Writing/Permutation Tests Write Up.docx
+++ b/Writing/Permutation Tests Write Up.docx
@@ -1,256 +1,116 @@
 
 <file path=word/document.xml><?xml version="1.0" encoding="utf-8"?>
-<w:document xmlns:mc="http://schemas.openxmlformats.org/markup-compatibility/2006" xmlns:o="urn:schemas-microsoft-com:office:office" xmlns:r="http://schemas.openxmlformats.org/officeDocument/2006/relationships" xmlns:m="http://schemas.openxmlformats.org/officeDocument/2006/math" xmlns:v="urn:schemas-microsoft-com:vml" xmlns:wp="http://schemas.openxmlformats.org/drawingml/2006/wordprocessingDrawing" xmlns:w10="urn:schemas-microsoft-com:office:word" xmlns:w="http://schemas.openxmlformats.org/wordprocessingml/2006/main" xmlns:wne="http://schemas.microsoft.com/office/word/2006/wordml" xmlns:sl="http://schemas.openxmlformats.org/schemaLibrary/2006/main" xmlns:a="http://schemas.openxmlformats.org/drawingml/2006/main" xmlns:pic="http://schemas.openxmlformats.org/drawingml/2006/picture" xmlns:c="http://schemas.openxmlformats.org/drawingml/2006/chart" xmlns:lc="http://schemas.openxmlformats.org/drawingml/2006/lockedCanvas" xmlns:dgm="http://schemas.openxmlformats.org/drawingml/2006/diagram" xmlns:wps="http://schemas.microsoft.com/office/word/2010/wordprocessingShape" xmlns:wpg="http://schemas.microsoft.com/office/word/2010/wordprocessingGroup" xmlns:w14="http://schemas.microsoft.com/office/word/2010/wordml" xmlns:w15="http://schemas.microsoft.com/office/word/2012/wordml" xmlns:w16="http://schemas.microsoft.com/office/word/2018/wordml" xmlns:w16cex="http://schemas.microsoft.com/office/word/2018/wordml/cex" xmlns:w16cid="http://schemas.microsoft.com/office/word/2016/wordml/cid" xmlns="http://schemas.microsoft.com/office/tasks/2019/documenttasks" xmlns:cr="http://schemas.microsoft.com/office/comments/2020/reactions">
+<w:document xmlns:wpc="http://schemas.microsoft.com/office/word/2010/wordprocessingCanvas" xmlns:cx="http://schemas.microsoft.com/office/drawing/2014/chartex" xmlns:cx1="http://schemas.microsoft.com/office/drawing/2015/9/8/chartex" xmlns:cx2="http://schemas.microsoft.com/office/drawing/2015/10/21/chartex" xmlns:cx3="http://schemas.microsoft.com/office/drawing/2016/5/9/chartex" xmlns:cx4="http://schemas.microsoft.com/office/drawing/2016/5/10/chartex" xmlns:cx5="http://schemas.microsoft.com/office/drawing/2016/5/11/chartex" xmlns:cx6="http://schemas.microsoft.com/office/drawing/2016/5/12/chartex" xmlns:cx7="http://schemas.microsoft.com/office/drawing/2016/5/13/chartex" xmlns:cx8="http://schemas.microsoft.com/office/drawing/2016/5/14/chartex" xmlns:mc="http://schemas.openxmlformats.org/markup-compatibility/2006" xmlns:aink="http://schemas.microsoft.com/office/drawing/2016/ink" xmlns:am3d="http://schemas.microsoft.com/office/drawing/2017/model3d" xmlns:o="urn:schemas-microsoft-com:office:office" xmlns:oel="http://schemas.microsoft.com/office/2019/extlst" xmlns:r="http://schemas.openxmlformats.org/officeDocument/2006/relationships" xmlns:m="http://schemas.openxmlformats.org/officeDocument/2006/math" xmlns:v="urn:schemas-microsoft-com:vml" xmlns:wp14="http://schemas.microsoft.com/office/word/2010/wordprocessingDrawing" xmlns:wp="http://schemas.openxmlformats.org/drawingml/2006/wordprocessingDrawing" xmlns:w10="urn:schemas-microsoft-com:office:word" xmlns:w="http://schemas.openxmlformats.org/wordprocessingml/2006/main" xmlns:w14="http://schemas.microsoft.com/office/word/2010/wordml" xmlns:w15="http://schemas.microsoft.com/office/word/2012/wordml" xmlns:w16cex="http://schemas.microsoft.com/office/word/2018/wordml/cex" xmlns:w16cid="http://schemas.microsoft.com/office/word/2016/wordml/cid" xmlns:w16="http://schemas.microsoft.com/office/word/2018/wordml" xmlns:w16du="http://schemas.microsoft.com/office/word/2023/wordml/word16du" xmlns:w16sdtdh="http://schemas.microsoft.com/office/word/2020/wordml/sdtdatahash" xmlns:w16sdtfl="http://schemas.microsoft.com/office/word/2024/wordml/sdtformatlock" xmlns:w16se="http://schemas.microsoft.com/office/word/2015/wordml/symex" xmlns:wpg="http://schemas.microsoft.com/office/word/2010/wordprocessingGroup" xmlns:wpi="http://schemas.microsoft.com/office/word/2010/wordprocessingInk" xmlns:wne="http://schemas.microsoft.com/office/word/2006/wordml" xmlns:wps="http://schemas.microsoft.com/office/word/2010/wordprocessingShape" mc:Ignorable="w14 w15 w16se w16cid w16 w16cex w16sdtdh w16sdtfl w16du wp14">
   <w:body>
     <w:p>
+      <w:r>
+        <w:t xml:space="preserve">We introduce the following formula as a way to quantify the differential correlation between some variable and a set of variables, which we refer to as the affinity. </w:t>
+      </w:r>
+    </w:p>
+    <w:p/>
+    <w:p>
+      <w:r>
+        <w:t xml:space="preserve">Δ(j,A) = 1/k(sum over all k(S(j, A) - S_bar(j, A))^2) </w:t>
+      </w:r>
+    </w:p>
+    <w:p/>
+    <w:p>
+      <w:r>
+        <w:t>Where k is the number of conditions,</w:t>
+      </w:r>
+    </w:p>
+    <w:p>
+      <w:r>
+        <w:t>j is some variable, A is a set of variables</w:t>
+      </w:r>
+    </w:p>
+    <w:p>
+      <w:r>
+        <w:t>S is the average correlation between j and everything in A under condition i</w:t>
+      </w:r>
+    </w:p>
+    <w:p>
+      <w:r>
+        <w:t>Sbar is the overall average of the average correlations between j and everything in A across all conditions.</w:t>
+      </w:r>
+    </w:p>
+    <w:p/>
+    <w:p>
+      <w:r>
+        <w:t>This measurement is similar to the ANOVA between-group variation in that it compares average correlations for each condition to the overall average correlation. (Comment on assumptions, this measurement doesn’t follow any relevant distribution).</w:t>
+      </w:r>
+    </w:p>
+    <w:p/>
+    <w:p>
+      <w:r>
+        <w:t xml:space="preserve">We run the A* process specified in (Section X) to find the set of variables that exhibit the largest differential correlation across k conditions. </w:t>
+      </w:r>
+    </w:p>
+    <w:p/>
+    <w:p>
+      <w:r>
+        <w:t>As previously mentioned, the affinity doesn’t necessarily follow any known statistical distribution and, to our knowledge, does not necessarily follow the relevant assumptions of independence, normality or equal variance. Because of this, there is no theoretical null distribution and cannot derive an exact p-value equivalent to a standard ANOVA F-test. The permutation test provides an alternative means of assessing statistical significance by generating an empirical null distribution for the size of Δ(j,A), which is then used to assess how extreme the observed values are.</w:t>
+      </w:r>
+    </w:p>
+    <w:p/>
+    <w:p>
+      <w:r>
+        <w:t>The permutation testing process involves randomly mixing samples across conditions while preserving the original condition sample sizes, thereby eliminating any genuine condition-specific correlation structure while maintaining the overall variability of the data. Mixing samples involves column-wise scrambling, preserving the relationship between variables within each sample but eliminating any condition-specific patterns of correlation among variables. This ensures that any condition-specific correlation structure is eliminated while the underlying multivariate structure of individual samples remains intact. By repeatedly recomputing the affinity statistic on these permuted datasets, we construct an empirical distribution against which the observed value can be compared to obtain a permutation-based p-value. As discussed in earlier sections, the multiple testing involved with testing each variable requires the Benjemini-Houchberg procedure.</w:t>
+      </w:r>
+    </w:p>
+    <w:p/>
+    <w:p>
+      <w:r>
+        <w:t xml:space="preserve">Testing simulated data while varying the strength of the underlying correlations, the size of the initial sets, and the number of truly differentially correlated variables demonstrated that the permutation-based approach reliably identified the correct subsets. </w:t>
+      </w:r>
+    </w:p>
+    <w:p>
       <w:pPr>
-        <w:rPr/>
+        <w:spacing w:before="240" w:after="240"/>
       </w:pPr>
       <w:r>
-        <w:rPr>
-          <w:rtl w:val="0"/>
-        </w:rPr>
-        <w:t xml:space="preserve">We introduce the following formula as a way to quantify the differential correlation between some variable and a set of variables, which we refer to as the affinity. </w:t>
+        <w:t xml:space="preserve">In scenarios where the true underlying differential correlation was strong and clearly distinguishable across conditions, the permutation-based procedure consistently recovered the </w:t>
+      </w:r>
+      <w:r>
+        <w:lastRenderedPageBreak/>
+        <w:t>true set of differentially correlated variables with high accuracy. As expected, performance degraded when the differential correlation signal weakened. In these cases, the algorithm was more sensitive to random variation in the simulated data and in the permutations themselves. Under moderate signal strengths, the procedure sometimes failed to detect any significant set, reflecting the difficulty the process had distinguishing subtle differences from noise.</w:t>
       </w:r>
     </w:p>
     <w:p>
       <w:pPr>
-        <w:rPr/>
+        <w:spacing w:before="240" w:after="240"/>
       </w:pPr>
       <w:r>
-        <w:rPr>
-          <w:rtl w:val="0"/>
-        </w:rPr>
+        <w:t>Additional experiments revealed several systematic behaviors. When one group of variables exhibited much stronger condition-specific correlations than others, the method reliably identified that group and excluded irrelevant variables. However, when multiple groups displayed correlations of comparable magnitude, the algorithm occasionally favored the larger or more internally coherent group, suggesting that group size and internal consistency can influence detection. In settings where all conditions exhibited elevated correlations but to different extents, the algorithm typically recovered only a subset of the truly correlated variables—those whose differential signal was most pronounced.</w:t>
       </w:r>
     </w:p>
     <w:p>
       <w:pPr>
-        <w:rPr/>
+        <w:spacing w:before="240" w:after="240"/>
       </w:pPr>
       <w:r>
-        <w:rPr>
-          <w:rtl w:val="0"/>
-        </w:rPr>
-        <w:t xml:space="preserve">Δ(j,A) = 1/k(sum over all k(S(j, A) - S_bar(j, A))^2) </w:t>
-      </w:r>
-    </w:p>
-    <w:p>
-      <w:pPr>
-        <w:rPr/>
-      </w:pPr>
-      <w:r>
-        <w:rPr>
-          <w:rtl w:val="0"/>
-        </w:rPr>
-      </w:r>
-    </w:p>
-    <w:p>
-      <w:pPr>
-        <w:rPr/>
-      </w:pPr>
-      <w:r>
-        <w:rPr>
-          <w:rtl w:val="0"/>
-        </w:rPr>
-        <w:t xml:space="preserve">Where k is the number of conditions,</w:t>
-      </w:r>
-    </w:p>
-    <w:p>
-      <w:pPr>
-        <w:rPr/>
-      </w:pPr>
-      <w:r>
-        <w:rPr>
-          <w:rtl w:val="0"/>
-        </w:rPr>
-        <w:t xml:space="preserve">j is some variable, A is a set of variables</w:t>
-      </w:r>
-    </w:p>
-    <w:p>
-      <w:pPr>
-        <w:rPr/>
-      </w:pPr>
-      <w:r>
-        <w:rPr>
-          <w:rtl w:val="0"/>
-        </w:rPr>
-        <w:t xml:space="preserve">S is the average correlation between j and everything in A under condition i</w:t>
-      </w:r>
-    </w:p>
-    <w:p>
-      <w:pPr>
-        <w:rPr/>
-      </w:pPr>
-      <w:r>
-        <w:rPr>
-          <w:rtl w:val="0"/>
-        </w:rPr>
-        <w:t xml:space="preserve">Sbar is the overall average of the average correlations between j and everything in A across all conditions.</w:t>
-      </w:r>
-    </w:p>
-    <w:p>
-      <w:pPr>
-        <w:rPr/>
-      </w:pPr>
-      <w:r>
-        <w:rPr>
-          <w:rtl w:val="0"/>
-        </w:rPr>
-      </w:r>
-    </w:p>
-    <w:p>
-      <w:pPr>
-        <w:rPr/>
-      </w:pPr>
-      <w:r>
-        <w:rPr>
-          <w:rtl w:val="0"/>
-        </w:rPr>
-        <w:t xml:space="preserve">This measurement is somewhat similar to the ANOVA between-group variation in that it compares average correlations for each condition to the overall average correlation. (Comment on assumptions, this measurement doesn’t follow any relevant distribution).</w:t>
-      </w:r>
-    </w:p>
-    <w:p>
-      <w:pPr>
-        <w:rPr/>
-      </w:pPr>
-      <w:r>
-        <w:rPr>
-          <w:rtl w:val="0"/>
-        </w:rPr>
-      </w:r>
-    </w:p>
-    <w:p>
-      <w:pPr>
-        <w:rPr/>
-      </w:pPr>
-      <w:r>
-        <w:rPr>
-          <w:rtl w:val="0"/>
-        </w:rPr>
-        <w:t xml:space="preserve">We run the A* process specified in (Section X) to find the set of variables that exhibit the largest differential correlation across k conditions. </w:t>
-      </w:r>
-    </w:p>
-    <w:p>
-      <w:pPr>
-        <w:rPr/>
-      </w:pPr>
-      <w:r>
-        <w:rPr>
-          <w:rtl w:val="0"/>
-        </w:rPr>
-      </w:r>
-    </w:p>
-    <w:p>
-      <w:pPr>
-        <w:rPr/>
-      </w:pPr>
-      <w:r>
-        <w:rPr>
-          <w:rtl w:val="0"/>
-        </w:rPr>
-        <w:t xml:space="preserve">As previously mentioned, the affinity doesn’t necessarily follow any known statistical distribution and, to our knowledge, does not necessarily follow the relevant assumptions of independence, normality or equal variance. Because of this, there is no theoretical null distribution and cannot derive an exact p-value equivalent to a standard ANOVA F-test. The permutation test provides an alternative means of assessing statistical significance by generating an empirical null distribution for the size of Δ(j,A), which is then used to assess how extreme the observed values are.</w:t>
-      </w:r>
-    </w:p>
-    <w:p>
-      <w:pPr>
-        <w:rPr/>
-      </w:pPr>
-      <w:r>
-        <w:rPr>
-          <w:rtl w:val="0"/>
-        </w:rPr>
-      </w:r>
-    </w:p>
-    <w:p>
-      <w:pPr>
-        <w:rPr/>
-      </w:pPr>
-      <w:r>
-        <w:rPr>
-          <w:rtl w:val="0"/>
-        </w:rPr>
-        <w:t xml:space="preserve">The permutation testing process involves randomly mixing samples across conditions while preserving the original condition sample sizes, thereby eliminating any genuine condition-specific correlation structure while maintaining the overall variability of the data. Mixing samples involves column-wise scrambling, preserving the relationship between variables within each sample but eliminating any condition-specific patterns of correlation among variables. This ensures that any condition-specific correlation structure is eliminated while the underlying multivariate structure of individual samples remains intact. By repeatedly recomputing the affinity statistic on these permuted datasets, we construct an empirical distribution against which the observed value can be compared to obtain a permutation-based p-value. As discussed in earlier sections, the multiple testing involved with testing each variable requires the Benjemini-Houchberg procedure.</w:t>
-      </w:r>
-    </w:p>
-    <w:p>
-      <w:pPr>
-        <w:rPr/>
-      </w:pPr>
-      <w:r>
-        <w:rPr>
-          <w:rtl w:val="0"/>
-        </w:rPr>
-      </w:r>
-    </w:p>
-    <w:p>
-      <w:pPr>
-        <w:rPr/>
-      </w:pPr>
-      <w:r>
-        <w:rPr>
-          <w:rtl w:val="0"/>
-        </w:rPr>
-        <w:t xml:space="preserve">Testing simulated data while varying the strength of the underlying correlations, the size of the initial sets, and the number of truly differentially correlated variables demonstrated that the permutation-based approach reliably identified the correct subsets. </w:t>
-      </w:r>
-    </w:p>
-    <w:p>
-      <w:pPr>
-        <w:spacing w:after="240" w:before="240" w:lineRule="auto"/>
-        <w:rPr/>
-      </w:pPr>
-      <w:r>
-        <w:rPr>
-          <w:rtl w:val="0"/>
-        </w:rPr>
-        <w:t xml:space="preserve">In scenarios where the true underlying differential correlation was strong and clearly distinguishable across conditions, the permutation-based procedure consistently recovered the true set of differentially correlated variables with high accuracy. As expected, performance degraded when the differential correlation signal weakened. In these cases, the algorithm was more sensitive to random variation in the simulated data and in the permutations themselves. Under moderate signal strengths, the procedure sometimes failed to detect any significant set, reflecting the difficulty the process had distinguishing subtle differences from noise.</w:t>
-      </w:r>
-    </w:p>
-    <w:p>
-      <w:pPr>
-        <w:spacing w:after="240" w:before="240" w:lineRule="auto"/>
-        <w:rPr/>
-      </w:pPr>
-      <w:r>
-        <w:rPr>
-          <w:rtl w:val="0"/>
-        </w:rPr>
-        <w:t xml:space="preserve">Additional experiments revealed several systematic behaviors. When one group of variables exhibited much stronger condition-specific correlations than others, the method reliably identified that group and excluded irrelevant variables. However, when multiple groups displayed correlations of comparable magnitude, the algorithm occasionally favored the larger or more internally coherent group, suggesting that group size and internal consistency can influence detection. In settings where all conditions exhibited elevated correlations but to different extents, the algorithm typically recovered only a subset of the truly correlated variables—those whose differential signal was most pronounced.</w:t>
-      </w:r>
-    </w:p>
-    <w:p>
-      <w:pPr>
-        <w:spacing w:after="240" w:before="240" w:lineRule="auto"/>
-        <w:rPr/>
-      </w:pPr>
-      <w:r>
-        <w:rPr>
-          <w:rtl w:val="0"/>
-        </w:rPr>
-        <w:t xml:space="preserve">Overall, the simulations demonstrate that the method reliably identifies variables with strong differential correlation, providing high confidence that selected variables truly reflect condition-dependent changes. A key limitation, however, is that it does not always recover the complete set of truly differentially correlated variables, particularly when signals are weak or partially masked by noise. Despite this, the method consistently detects a meaningful subset of relevant variables, making it a practical and effective tool for identifying differential correlation even in complex or noisy datasets.</w:t>
+        <w:t>Overall, the simulations demonstrate that the method reliably identifies variables with strong differential correlation, providing high confidence that selected variables truly reflect condition-dependent changes. A key limitation, however, is that it does not always recover the complete set of truly differentially correlated variables, particularly when signals are weak or partially masked by noise. Despite this, the method consistently detects a meaningful subset of relevant variables, making it a practical and effective tool for identifying differential correlation even in complex or noisy datasets.</w:t>
       </w:r>
     </w:p>
     <w:sectPr>
-      <w:pgSz w:h="15840" w:w="12240" w:orient="portrait"/>
-      <w:pgMar w:bottom="1440" w:top="1440" w:left="1440" w:right="1440" w:header="720" w:footer="720"/>
+      <w:pgSz w:w="12240" w:h="15840"/>
+      <w:pgMar w:top="1440" w:right="1440" w:bottom="1440" w:left="1440" w:header="720" w:footer="720" w:gutter="0"/>
       <w:pgNumType w:start="1"/>
+      <w:cols w:space="720"/>
     </w:sectPr>
   </w:body>
 </w:document>
 </file>
 
-<file path=word/numbering.xml><?xml version="1.0" encoding="utf-8"?>
-<w:numbering xmlns:mc="http://schemas.openxmlformats.org/markup-compatibility/2006" xmlns:o="urn:schemas-microsoft-com:office:office" xmlns:r="http://schemas.openxmlformats.org/officeDocument/2006/relationships" xmlns:m="http://schemas.openxmlformats.org/officeDocument/2006/math" xmlns:v="urn:schemas-microsoft-com:vml" xmlns:wp="http://schemas.openxmlformats.org/drawingml/2006/wordprocessingDrawing" xmlns:w10="urn:schemas-microsoft-com:office:word" xmlns:w="http://schemas.openxmlformats.org/wordprocessingml/2006/main" xmlns:wne="http://schemas.microsoft.com/office/word/2006/wordml" xmlns:sl="http://schemas.openxmlformats.org/schemaLibrary/2006/main" xmlns:a="http://schemas.openxmlformats.org/drawingml/2006/main" xmlns:pic="http://schemas.openxmlformats.org/drawingml/2006/picture" xmlns:c="http://schemas.openxmlformats.org/drawingml/2006/chart" xmlns:lc="http://schemas.openxmlformats.org/drawingml/2006/lockedCanvas" xmlns:dgm="http://schemas.openxmlformats.org/drawingml/2006/diagram" xmlns:wps="http://schemas.microsoft.com/office/word/2010/wordprocessingShape" xmlns:wpg="http://schemas.microsoft.com/office/word/2010/wordprocessingGroup" xmlns:w14="http://schemas.microsoft.com/office/word/2010/wordml" xmlns:w15="http://schemas.microsoft.com/office/word/2012/wordml" xmlns:w16="http://schemas.microsoft.com/office/word/2018/wordml" xmlns:w16cex="http://schemas.microsoft.com/office/word/2018/wordml/cex" xmlns:w16cid="http://schemas.microsoft.com/office/word/2016/wordml/cid" xmlns="http://schemas.microsoft.com/office/tasks/2019/documenttasks" xmlns:cr="http://schemas.microsoft.com/office/comments/2020/reactions"/>
-</file>
-
 <file path=word/styles.xml><?xml version="1.0" encoding="utf-8"?>
-<w:styles xmlns:mc="http://schemas.openxmlformats.org/markup-compatibility/2006" xmlns:o="urn:schemas-microsoft-com:office:office" xmlns:r="http://schemas.openxmlformats.org/officeDocument/2006/relationships" xmlns:m="http://schemas.openxmlformats.org/officeDocument/2006/math" xmlns:v="urn:schemas-microsoft-com:vml" xmlns:wp="http://schemas.openxmlformats.org/drawingml/2006/wordprocessingDrawing" xmlns:w10="urn:schemas-microsoft-com:office:word" xmlns:w="http://schemas.openxmlformats.org/wordprocessingml/2006/main" xmlns:wne="http://schemas.microsoft.com/office/word/2006/wordml" xmlns:sl="http://schemas.openxmlformats.org/schemaLibrary/2006/main" xmlns:a="http://schemas.openxmlformats.org/drawingml/2006/main" xmlns:pic="http://schemas.openxmlformats.org/drawingml/2006/picture" xmlns:c="http://schemas.openxmlformats.org/drawingml/2006/chart" xmlns:lc="http://schemas.openxmlformats.org/drawingml/2006/lockedCanvas" xmlns:dgm="http://schemas.openxmlformats.org/drawingml/2006/diagram" xmlns:wps="http://schemas.microsoft.com/office/word/2010/wordprocessingShape" xmlns:wpg="http://schemas.microsoft.com/office/word/2010/wordprocessingGroup" xmlns:w14="http://schemas.microsoft.com/office/word/2010/wordml" xmlns:w15="http://schemas.microsoft.com/office/word/2012/wordml" xmlns:w16="http://schemas.microsoft.com/office/word/2018/wordml" xmlns:w16cex="http://schemas.microsoft.com/office/word/2018/wordml/cex" xmlns:w16cid="http://schemas.microsoft.com/office/word/2016/wordml/cid" xmlns="http://schemas.microsoft.com/office/tasks/2019/documenttasks" xmlns:cr="http://schemas.microsoft.com/office/comments/2020/reactions">
+<w:styles xmlns:mc="http://schemas.openxmlformats.org/markup-compatibility/2006" xmlns:r="http://schemas.openxmlformats.org/officeDocument/2006/relationships" xmlns:w="http://schemas.openxmlformats.org/wordprocessingml/2006/main" xmlns:w14="http://schemas.microsoft.com/office/word/2010/wordml" xmlns:w15="http://schemas.microsoft.com/office/word/2012/wordml" xmlns:w16cex="http://schemas.microsoft.com/office/word/2018/wordml/cex" xmlns:w16cid="http://schemas.microsoft.com/office/word/2016/wordml/cid" xmlns:w16="http://schemas.microsoft.com/office/word/2018/wordml" xmlns:w16du="http://schemas.microsoft.com/office/word/2023/wordml/word16du" xmlns:w16sdtdh="http://schemas.microsoft.com/office/word/2020/wordml/sdtdatahash" xmlns:w16sdtfl="http://schemas.microsoft.com/office/word/2024/wordml/sdtformatlock" xmlns:w16se="http://schemas.microsoft.com/office/word/2015/wordml/symex" mc:Ignorable="w14 w15 w16se w16cid w16 w16cex w16sdtdh w16sdtfl w16du">
   <w:docDefaults>
     <w:rPrDefault>
       <w:rPr>
-        <w:rFonts w:ascii="Arial" w:cs="Arial" w:eastAsia="Arial" w:hAnsi="Arial"/>
+        <w:rFonts w:ascii="Arial" w:eastAsia="Arial" w:hAnsi="Arial" w:cs="Arial"/>
         <w:sz w:val="22"/>
         <w:szCs w:val="22"/>
-        <w:lang w:val="en"/>
+        <w:lang w:val="en" w:eastAsia="en-US" w:bidi="ar-SA"/>
       </w:rPr>
     </w:rPrDefault>
     <w:pPrDefault>
@@ -259,29 +119,399 @@
       </w:pPr>
     </w:pPrDefault>
   </w:docDefaults>
-  <w:style w:type="table" w:styleId="TableNormal" w:default="1">
-    <w:name w:val="TableNormal"/>
-    <w:tblPr>
-      <w:tblCellMar>
-        <w:top w:w="100.0" w:type="dxa"/>
-        <w:left w:w="100.0" w:type="dxa"/>
-        <w:bottom w:w="100.0" w:type="dxa"/>
-        <w:right w:w="100.0" w:type="dxa"/>
-      </w:tblCellMar>
-    </w:tblPr>
-  </w:style>
-  <w:style w:type="paragraph" w:styleId="Normal" w:default="1">
-    <w:name w:val="normal"/>
+  <w:latentStyles w:defLockedState="0" w:defUIPriority="99" w:defSemiHidden="0" w:defUnhideWhenUsed="0" w:defQFormat="0" w:count="376">
+    <w:lsdException w:name="Normal" w:uiPriority="0" w:qFormat="1"/>
+    <w:lsdException w:name="heading 1" w:uiPriority="9" w:qFormat="1"/>
+    <w:lsdException w:name="heading 2" w:semiHidden="1" w:uiPriority="9" w:unhideWhenUsed="1" w:qFormat="1"/>
+    <w:lsdException w:name="heading 3" w:semiHidden="1" w:uiPriority="9" w:unhideWhenUsed="1" w:qFormat="1"/>
+    <w:lsdException w:name="heading 4" w:semiHidden="1" w:uiPriority="9" w:unhideWhenUsed="1" w:qFormat="1"/>
+    <w:lsdException w:name="heading 5" w:semiHidden="1" w:uiPriority="9" w:unhideWhenUsed="1" w:qFormat="1"/>
+    <w:lsdException w:name="heading 6" w:semiHidden="1" w:uiPriority="9" w:unhideWhenUsed="1" w:qFormat="1"/>
+    <w:lsdException w:name="heading 7" w:semiHidden="1" w:uiPriority="9" w:unhideWhenUsed="1" w:qFormat="1"/>
+    <w:lsdException w:name="heading 8" w:semiHidden="1" w:uiPriority="9" w:unhideWhenUsed="1" w:qFormat="1"/>
+    <w:lsdException w:name="heading 9" w:semiHidden="1" w:uiPriority="9" w:unhideWhenUsed="1" w:qFormat="1"/>
+    <w:lsdException w:name="index 1" w:semiHidden="1" w:unhideWhenUsed="1"/>
+    <w:lsdException w:name="index 2" w:semiHidden="1" w:unhideWhenUsed="1"/>
+    <w:lsdException w:name="index 3" w:semiHidden="1" w:unhideWhenUsed="1"/>
+    <w:lsdException w:name="index 4" w:semiHidden="1" w:unhideWhenUsed="1"/>
+    <w:lsdException w:name="index 5" w:semiHidden="1" w:unhideWhenUsed="1"/>
+    <w:lsdException w:name="index 6" w:semiHidden="1" w:unhideWhenUsed="1"/>
+    <w:lsdException w:name="index 7" w:semiHidden="1" w:unhideWhenUsed="1"/>
+    <w:lsdException w:name="index 8" w:semiHidden="1" w:unhideWhenUsed="1"/>
+    <w:lsdException w:name="index 9" w:semiHidden="1" w:unhideWhenUsed="1"/>
+    <w:lsdException w:name="toc 1" w:semiHidden="1" w:uiPriority="39" w:unhideWhenUsed="1"/>
+    <w:lsdException w:name="toc 2" w:semiHidden="1" w:uiPriority="39" w:unhideWhenUsed="1"/>
+    <w:lsdException w:name="toc 3" w:semiHidden="1" w:uiPriority="39" w:unhideWhenUsed="1"/>
+    <w:lsdException w:name="toc 4" w:semiHidden="1" w:uiPriority="39" w:unhideWhenUsed="1"/>
+    <w:lsdException w:name="toc 5" w:semiHidden="1" w:uiPriority="39" w:unhideWhenUsed="1"/>
+    <w:lsdException w:name="toc 6" w:semiHidden="1" w:uiPriority="39" w:unhideWhenUsed="1"/>
+    <w:lsdException w:name="toc 7" w:semiHidden="1" w:uiPriority="39" w:unhideWhenUsed="1"/>
+    <w:lsdException w:name="toc 8" w:semiHidden="1" w:uiPriority="39" w:unhideWhenUsed="1"/>
+    <w:lsdException w:name="toc 9" w:semiHidden="1" w:uiPriority="39" w:unhideWhenUsed="1"/>
+    <w:lsdException w:name="Normal Indent" w:semiHidden="1" w:unhideWhenUsed="1"/>
+    <w:lsdException w:name="footnote text" w:semiHidden="1" w:unhideWhenUsed="1"/>
+    <w:lsdException w:name="annotation text" w:semiHidden="1" w:unhideWhenUsed="1"/>
+    <w:lsdException w:name="header" w:semiHidden="1" w:unhideWhenUsed="1"/>
+    <w:lsdException w:name="footer" w:semiHidden="1" w:unhideWhenUsed="1"/>
+    <w:lsdException w:name="index heading" w:semiHidden="1" w:unhideWhenUsed="1"/>
+    <w:lsdException w:name="caption" w:semiHidden="1" w:uiPriority="35" w:unhideWhenUsed="1" w:qFormat="1"/>
+    <w:lsdException w:name="table of figures" w:semiHidden="1" w:unhideWhenUsed="1"/>
+    <w:lsdException w:name="envelope address" w:semiHidden="1" w:unhideWhenUsed="1"/>
+    <w:lsdException w:name="envelope return" w:semiHidden="1" w:unhideWhenUsed="1"/>
+    <w:lsdException w:name="footnote reference" w:semiHidden="1" w:unhideWhenUsed="1"/>
+    <w:lsdException w:name="annotation reference" w:semiHidden="1" w:unhideWhenUsed="1"/>
+    <w:lsdException w:name="line number" w:semiHidden="1" w:unhideWhenUsed="1"/>
+    <w:lsdException w:name="page number" w:semiHidden="1" w:unhideWhenUsed="1"/>
+    <w:lsdException w:name="endnote reference" w:semiHidden="1" w:unhideWhenUsed="1"/>
+    <w:lsdException w:name="endnote text" w:semiHidden="1" w:unhideWhenUsed="1"/>
+    <w:lsdException w:name="table of authorities" w:semiHidden="1" w:unhideWhenUsed="1"/>
+    <w:lsdException w:name="macro" w:semiHidden="1" w:unhideWhenUsed="1"/>
+    <w:lsdException w:name="toa heading" w:semiHidden="1" w:unhideWhenUsed="1"/>
+    <w:lsdException w:name="List" w:semiHidden="1" w:unhideWhenUsed="1"/>
+    <w:lsdException w:name="List Bullet" w:semiHidden="1" w:unhideWhenUsed="1"/>
+    <w:lsdException w:name="List Number" w:semiHidden="1" w:unhideWhenUsed="1"/>
+    <w:lsdException w:name="List 2" w:semiHidden="1" w:unhideWhenUsed="1"/>
+    <w:lsdException w:name="List 3" w:semiHidden="1" w:unhideWhenUsed="1"/>
+    <w:lsdException w:name="List 4" w:semiHidden="1" w:unhideWhenUsed="1"/>
+    <w:lsdException w:name="List 5" w:semiHidden="1" w:unhideWhenUsed="1"/>
+    <w:lsdException w:name="List Bullet 2" w:semiHidden="1" w:unhideWhenUsed="1"/>
+    <w:lsdException w:name="List Bullet 3" w:semiHidden="1" w:unhideWhenUsed="1"/>
+    <w:lsdException w:name="List Bullet 4" w:semiHidden="1" w:unhideWhenUsed="1"/>
+    <w:lsdException w:name="List Bullet 5" w:semiHidden="1" w:unhideWhenUsed="1"/>
+    <w:lsdException w:name="List Number 2" w:semiHidden="1" w:unhideWhenUsed="1"/>
+    <w:lsdException w:name="List Number 3" w:semiHidden="1" w:unhideWhenUsed="1"/>
+    <w:lsdException w:name="List Number 4" w:semiHidden="1" w:unhideWhenUsed="1"/>
+    <w:lsdException w:name="List Number 5" w:semiHidden="1" w:unhideWhenUsed="1"/>
+    <w:lsdException w:name="Title" w:uiPriority="10" w:qFormat="1"/>
+    <w:lsdException w:name="Closing" w:semiHidden="1" w:unhideWhenUsed="1"/>
+    <w:lsdException w:name="Signature" w:semiHidden="1" w:unhideWhenUsed="1"/>
+    <w:lsdException w:name="Default Paragraph Font" w:semiHidden="1" w:uiPriority="1" w:unhideWhenUsed="1"/>
+    <w:lsdException w:name="Body Text" w:semiHidden="1" w:unhideWhenUsed="1"/>
+    <w:lsdException w:name="Body Text Indent" w:semiHidden="1" w:unhideWhenUsed="1"/>
+    <w:lsdException w:name="List Continue" w:semiHidden="1" w:unhideWhenUsed="1"/>
+    <w:lsdException w:name="List Continue 2" w:semiHidden="1" w:unhideWhenUsed="1"/>
+    <w:lsdException w:name="List Continue 3" w:semiHidden="1" w:unhideWhenUsed="1"/>
+    <w:lsdException w:name="List Continue 4" w:semiHidden="1" w:unhideWhenUsed="1"/>
+    <w:lsdException w:name="List Continue 5" w:semiHidden="1" w:unhideWhenUsed="1"/>
+    <w:lsdException w:name="Message Header" w:semiHidden="1" w:unhideWhenUsed="1"/>
+    <w:lsdException w:name="Subtitle" w:uiPriority="11" w:qFormat="1"/>
+    <w:lsdException w:name="Salutation" w:semiHidden="1" w:unhideWhenUsed="1"/>
+    <w:lsdException w:name="Date" w:semiHidden="1" w:unhideWhenUsed="1"/>
+    <w:lsdException w:name="Body Text First Indent" w:semiHidden="1" w:unhideWhenUsed="1"/>
+    <w:lsdException w:name="Body Text First Indent 2" w:semiHidden="1" w:unhideWhenUsed="1"/>
+    <w:lsdException w:name="Note Heading" w:semiHidden="1" w:unhideWhenUsed="1"/>
+    <w:lsdException w:name="Body Text 2" w:semiHidden="1" w:unhideWhenUsed="1"/>
+    <w:lsdException w:name="Body Text 3" w:semiHidden="1" w:unhideWhenUsed="1"/>
+    <w:lsdException w:name="Body Text Indent 2" w:semiHidden="1" w:unhideWhenUsed="1"/>
+    <w:lsdException w:name="Body Text Indent 3" w:semiHidden="1" w:unhideWhenUsed="1"/>
+    <w:lsdException w:name="Block Text" w:semiHidden="1" w:unhideWhenUsed="1"/>
+    <w:lsdException w:name="Hyperlink" w:semiHidden="1" w:unhideWhenUsed="1"/>
+    <w:lsdException w:name="FollowedHyperlink" w:semiHidden="1" w:unhideWhenUsed="1"/>
+    <w:lsdException w:name="Strong" w:uiPriority="22" w:qFormat="1"/>
+    <w:lsdException w:name="Emphasis" w:uiPriority="20" w:qFormat="1"/>
+    <w:lsdException w:name="Document Map" w:semiHidden="1" w:unhideWhenUsed="1"/>
+    <w:lsdException w:name="Plain Text" w:semiHidden="1" w:unhideWhenUsed="1"/>
+    <w:lsdException w:name="E-mail Signature" w:semiHidden="1" w:unhideWhenUsed="1"/>
+    <w:lsdException w:name="HTML Top of Form" w:semiHidden="1" w:unhideWhenUsed="1"/>
+    <w:lsdException w:name="HTML Bottom of Form" w:semiHidden="1" w:unhideWhenUsed="1"/>
+    <w:lsdException w:name="Normal (Web)" w:semiHidden="1" w:unhideWhenUsed="1"/>
+    <w:lsdException w:name="HTML Acronym" w:semiHidden="1" w:unhideWhenUsed="1"/>
+    <w:lsdException w:name="HTML Address" w:semiHidden="1" w:unhideWhenUsed="1"/>
+    <w:lsdException w:name="HTML Cite" w:semiHidden="1" w:unhideWhenUsed="1"/>
+    <w:lsdException w:name="HTML Code" w:semiHidden="1" w:unhideWhenUsed="1"/>
+    <w:lsdException w:name="HTML Definition" w:semiHidden="1" w:unhideWhenUsed="1"/>
+    <w:lsdException w:name="HTML Keyboard" w:semiHidden="1" w:unhideWhenUsed="1"/>
+    <w:lsdException w:name="HTML Preformatted" w:semiHidden="1" w:unhideWhenUsed="1"/>
+    <w:lsdException w:name="HTML Sample" w:semiHidden="1" w:unhideWhenUsed="1"/>
+    <w:lsdException w:name="HTML Typewriter" w:semiHidden="1" w:unhideWhenUsed="1"/>
+    <w:lsdException w:name="HTML Variable" w:semiHidden="1" w:unhideWhenUsed="1"/>
+    <w:lsdException w:name="Normal Table" w:semiHidden="1" w:unhideWhenUsed="1"/>
+    <w:lsdException w:name="annotation subject" w:semiHidden="1" w:unhideWhenUsed="1"/>
+    <w:lsdException w:name="No List" w:semiHidden="1" w:unhideWhenUsed="1"/>
+    <w:lsdException w:name="Outline List 1" w:semiHidden="1" w:unhideWhenUsed="1"/>
+    <w:lsdException w:name="Outline List 2" w:semiHidden="1" w:unhideWhenUsed="1"/>
+    <w:lsdException w:name="Outline List 3" w:semiHidden="1" w:unhideWhenUsed="1"/>
+    <w:lsdException w:name="Table Simple 1" w:semiHidden="1" w:unhideWhenUsed="1"/>
+    <w:lsdException w:name="Table Simple 2" w:semiHidden="1" w:unhideWhenUsed="1"/>
+    <w:lsdException w:name="Table Simple 3" w:semiHidden="1" w:unhideWhenUsed="1"/>
+    <w:lsdException w:name="Table Classic 1" w:semiHidden="1" w:unhideWhenUsed="1"/>
+    <w:lsdException w:name="Table Classic 2" w:semiHidden="1" w:unhideWhenUsed="1"/>
+    <w:lsdException w:name="Table Classic 3" w:semiHidden="1" w:unhideWhenUsed="1"/>
+    <w:lsdException w:name="Table Classic 4" w:semiHidden="1" w:unhideWhenUsed="1"/>
+    <w:lsdException w:name="Table Colorful 1" w:semiHidden="1" w:unhideWhenUsed="1"/>
+    <w:lsdException w:name="Table Colorful 2" w:semiHidden="1" w:unhideWhenUsed="1"/>
+    <w:lsdException w:name="Table Colorful 3" w:semiHidden="1" w:unhideWhenUsed="1"/>
+    <w:lsdException w:name="Table Columns 1" w:semiHidden="1" w:unhideWhenUsed="1"/>
+    <w:lsdException w:name="Table Columns 2" w:semiHidden="1" w:unhideWhenUsed="1"/>
+    <w:lsdException w:name="Table Columns 3" w:semiHidden="1" w:unhideWhenUsed="1"/>
+    <w:lsdException w:name="Table Columns 4" w:semiHidden="1" w:unhideWhenUsed="1"/>
+    <w:lsdException w:name="Table Columns 5" w:semiHidden="1" w:unhideWhenUsed="1"/>
+    <w:lsdException w:name="Table Grid 1" w:semiHidden="1" w:unhideWhenUsed="1"/>
+    <w:lsdException w:name="Table Grid 2" w:semiHidden="1" w:unhideWhenUsed="1"/>
+    <w:lsdException w:name="Table Grid 3" w:semiHidden="1" w:unhideWhenUsed="1"/>
+    <w:lsdException w:name="Table Grid 4" w:semiHidden="1" w:unhideWhenUsed="1"/>
+    <w:lsdException w:name="Table Grid 5" w:semiHidden="1" w:unhideWhenUsed="1"/>
+    <w:lsdException w:name="Table Grid 6" w:semiHidden="1" w:unhideWhenUsed="1"/>
+    <w:lsdException w:name="Table Grid 7" w:semiHidden="1" w:unhideWhenUsed="1"/>
+    <w:lsdException w:name="Table Grid 8" w:semiHidden="1" w:unhideWhenUsed="1"/>
+    <w:lsdException w:name="Table List 1" w:semiHidden="1" w:unhideWhenUsed="1"/>
+    <w:lsdException w:name="Table List 2" w:semiHidden="1" w:unhideWhenUsed="1"/>
+    <w:lsdException w:name="Table List 3" w:semiHidden="1" w:unhideWhenUsed="1"/>
+    <w:lsdException w:name="Table List 4" w:semiHidden="1" w:unhideWhenUsed="1"/>
+    <w:lsdException w:name="Table List 5" w:semiHidden="1" w:unhideWhenUsed="1"/>
+    <w:lsdException w:name="Table List 6" w:semiHidden="1" w:unhideWhenUsed="1"/>
+    <w:lsdException w:name="Table List 7" w:semiHidden="1" w:unhideWhenUsed="1"/>
+    <w:lsdException w:name="Table List 8" w:semiHidden="1" w:unhideWhenUsed="1"/>
+    <w:lsdException w:name="Table 3D effects 1" w:semiHidden="1" w:unhideWhenUsed="1"/>
+    <w:lsdException w:name="Table 3D effects 2" w:semiHidden="1" w:unhideWhenUsed="1"/>
+    <w:lsdException w:name="Table 3D effects 3" w:semiHidden="1" w:unhideWhenUsed="1"/>
+    <w:lsdException w:name="Table Contemporary" w:semiHidden="1" w:unhideWhenUsed="1"/>
+    <w:lsdException w:name="Table Elegant" w:semiHidden="1" w:unhideWhenUsed="1"/>
+    <w:lsdException w:name="Table Professional" w:semiHidden="1" w:unhideWhenUsed="1"/>
+    <w:lsdException w:name="Table Subtle 1" w:semiHidden="1" w:unhideWhenUsed="1"/>
+    <w:lsdException w:name="Table Subtle 2" w:semiHidden="1" w:unhideWhenUsed="1"/>
+    <w:lsdException w:name="Table Web 1" w:semiHidden="1" w:unhideWhenUsed="1"/>
+    <w:lsdException w:name="Table Web 2" w:semiHidden="1" w:unhideWhenUsed="1"/>
+    <w:lsdException w:name="Table Web 3" w:semiHidden="1" w:unhideWhenUsed="1"/>
+    <w:lsdException w:name="Balloon Text" w:semiHidden="1" w:unhideWhenUsed="1"/>
+    <w:lsdException w:name="Table Grid" w:uiPriority="39"/>
+    <w:lsdException w:name="Table Theme" w:semiHidden="1" w:unhideWhenUsed="1"/>
+    <w:lsdException w:name="Placeholder Text" w:semiHidden="1"/>
+    <w:lsdException w:name="No Spacing" w:uiPriority="1" w:qFormat="1"/>
+    <w:lsdException w:name="Light Shading" w:uiPriority="60"/>
+    <w:lsdException w:name="Light List" w:uiPriority="61"/>
+    <w:lsdException w:name="Light Grid" w:uiPriority="62"/>
+    <w:lsdException w:name="Medium Shading 1" w:uiPriority="63"/>
+    <w:lsdException w:name="Medium Shading 2" w:uiPriority="64"/>
+    <w:lsdException w:name="Medium List 1" w:uiPriority="65"/>
+    <w:lsdException w:name="Medium List 2" w:uiPriority="66"/>
+    <w:lsdException w:name="Medium Grid 1" w:uiPriority="67"/>
+    <w:lsdException w:name="Medium Grid 2" w:uiPriority="68"/>
+    <w:lsdException w:name="Medium Grid 3" w:uiPriority="69"/>
+    <w:lsdException w:name="Dark List" w:uiPriority="70"/>
+    <w:lsdException w:name="Colorful Shading" w:uiPriority="71"/>
+    <w:lsdException w:name="Colorful List" w:uiPriority="72"/>
+    <w:lsdException w:name="Colorful Grid" w:uiPriority="73"/>
+    <w:lsdException w:name="Light Shading Accent 1" w:uiPriority="60"/>
+    <w:lsdException w:name="Light List Accent 1" w:uiPriority="61"/>
+    <w:lsdException w:name="Light Grid Accent 1" w:uiPriority="62"/>
+    <w:lsdException w:name="Medium Shading 1 Accent 1" w:uiPriority="63"/>
+    <w:lsdException w:name="Medium Shading 2 Accent 1" w:uiPriority="64"/>
+    <w:lsdException w:name="Medium List 1 Accent 1" w:uiPriority="65"/>
+    <w:lsdException w:name="Revision" w:semiHidden="1"/>
+    <w:lsdException w:name="List Paragraph" w:uiPriority="34" w:qFormat="1"/>
+    <w:lsdException w:name="Quote" w:uiPriority="29" w:qFormat="1"/>
+    <w:lsdException w:name="Intense Quote" w:uiPriority="30" w:qFormat="1"/>
+    <w:lsdException w:name="Medium List 2 Accent 1" w:uiPriority="66"/>
+    <w:lsdException w:name="Medium Grid 1 Accent 1" w:uiPriority="67"/>
+    <w:lsdException w:name="Medium Grid 2 Accent 1" w:uiPriority="68"/>
+    <w:lsdException w:name="Medium Grid 3 Accent 1" w:uiPriority="69"/>
+    <w:lsdException w:name="Dark List Accent 1" w:uiPriority="70"/>
+    <w:lsdException w:name="Colorful Shading Accent 1" w:uiPriority="71"/>
+    <w:lsdException w:name="Colorful List Accent 1" w:uiPriority="72"/>
+    <w:lsdException w:name="Colorful Grid Accent 1" w:uiPriority="73"/>
+    <w:lsdException w:name="Light Shading Accent 2" w:uiPriority="60"/>
+    <w:lsdException w:name="Light List Accent 2" w:uiPriority="61"/>
+    <w:lsdException w:name="Light Grid Accent 2" w:uiPriority="62"/>
+    <w:lsdException w:name="Medium Shading 1 Accent 2" w:uiPriority="63"/>
+    <w:lsdException w:name="Medium Shading 2 Accent 2" w:uiPriority="64"/>
+    <w:lsdException w:name="Medium List 1 Accent 2" w:uiPriority="65"/>
+    <w:lsdException w:name="Medium List 2 Accent 2" w:uiPriority="66"/>
+    <w:lsdException w:name="Medium Grid 1 Accent 2" w:uiPriority="67"/>
+    <w:lsdException w:name="Medium Grid 2 Accent 2" w:uiPriority="68"/>
+    <w:lsdException w:name="Medium Grid 3 Accent 2" w:uiPriority="69"/>
+    <w:lsdException w:name="Dark List Accent 2" w:uiPriority="70"/>
+    <w:lsdException w:name="Colorful Shading Accent 2" w:uiPriority="71"/>
+    <w:lsdException w:name="Colorful List Accent 2" w:uiPriority="72"/>
+    <w:lsdException w:name="Colorful Grid Accent 2" w:uiPriority="73"/>
+    <w:lsdException w:name="Light Shading Accent 3" w:uiPriority="60"/>
+    <w:lsdException w:name="Light List Accent 3" w:uiPriority="61"/>
+    <w:lsdException w:name="Light Grid Accent 3" w:uiPriority="62"/>
+    <w:lsdException w:name="Medium Shading 1 Accent 3" w:uiPriority="63"/>
+    <w:lsdException w:name="Medium Shading 2 Accent 3" w:uiPriority="64"/>
+    <w:lsdException w:name="Medium List 1 Accent 3" w:uiPriority="65"/>
+    <w:lsdException w:name="Medium List 2 Accent 3" w:uiPriority="66"/>
+    <w:lsdException w:name="Medium Grid 1 Accent 3" w:uiPriority="67"/>
+    <w:lsdException w:name="Medium Grid 2 Accent 3" w:uiPriority="68"/>
+    <w:lsdException w:name="Medium Grid 3 Accent 3" w:uiPriority="69"/>
+    <w:lsdException w:name="Dark List Accent 3" w:uiPriority="70"/>
+    <w:lsdException w:name="Colorful Shading Accent 3" w:uiPriority="71"/>
+    <w:lsdException w:name="Colorful List Accent 3" w:uiPriority="72"/>
+    <w:lsdException w:name="Colorful Grid Accent 3" w:uiPriority="73"/>
+    <w:lsdException w:name="Light Shading Accent 4" w:uiPriority="60"/>
+    <w:lsdException w:name="Light List Accent 4" w:uiPriority="61"/>
+    <w:lsdException w:name="Light Grid Accent 4" w:uiPriority="62"/>
+    <w:lsdException w:name="Medium Shading 1 Accent 4" w:uiPriority="63"/>
+    <w:lsdException w:name="Medium Shading 2 Accent 4" w:uiPriority="64"/>
+    <w:lsdException w:name="Medium List 1 Accent 4" w:uiPriority="65"/>
+    <w:lsdException w:name="Medium List 2 Accent 4" w:uiPriority="66"/>
+    <w:lsdException w:name="Medium Grid 1 Accent 4" w:uiPriority="67"/>
+    <w:lsdException w:name="Medium Grid 2 Accent 4" w:uiPriority="68"/>
+    <w:lsdException w:name="Medium Grid 3 Accent 4" w:uiPriority="69"/>
+    <w:lsdException w:name="Dark List Accent 4" w:uiPriority="70"/>
+    <w:lsdException w:name="Colorful Shading Accent 4" w:uiPriority="71"/>
+    <w:lsdException w:name="Colorful List Accent 4" w:uiPriority="72"/>
+    <w:lsdException w:name="Colorful Grid Accent 4" w:uiPriority="73"/>
+    <w:lsdException w:name="Light Shading Accent 5" w:uiPriority="60"/>
+    <w:lsdException w:name="Light List Accent 5" w:uiPriority="61"/>
+    <w:lsdException w:name="Light Grid Accent 5" w:uiPriority="62"/>
+    <w:lsdException w:name="Medium Shading 1 Accent 5" w:uiPriority="63"/>
+    <w:lsdException w:name="Medium Shading 2 Accent 5" w:uiPriority="64"/>
+    <w:lsdException w:name="Medium List 1 Accent 5" w:uiPriority="65"/>
+    <w:lsdException w:name="Medium List 2 Accent 5" w:uiPriority="66"/>
+    <w:lsdException w:name="Medium Grid 1 Accent 5" w:uiPriority="67"/>
+    <w:lsdException w:name="Medium Grid 2 Accent 5" w:uiPriority="68"/>
+    <w:lsdException w:name="Medium Grid 3 Accent 5" w:uiPriority="69"/>
+    <w:lsdException w:name="Dark List Accent 5" w:uiPriority="70"/>
+    <w:lsdException w:name="Colorful Shading Accent 5" w:uiPriority="71"/>
+    <w:lsdException w:name="Colorful List Accent 5" w:uiPriority="72"/>
+    <w:lsdException w:name="Colorful Grid Accent 5" w:uiPriority="73"/>
+    <w:lsdException w:name="Light Shading Accent 6" w:uiPriority="60"/>
+    <w:lsdException w:name="Light List Accent 6" w:uiPriority="61"/>
+    <w:lsdException w:name="Light Grid Accent 6" w:uiPriority="62"/>
+    <w:lsdException w:name="Medium Shading 1 Accent 6" w:uiPriority="63"/>
+    <w:lsdException w:name="Medium Shading 2 Accent 6" w:uiPriority="64"/>
+    <w:lsdException w:name="Medium List 1 Accent 6" w:uiPriority="65"/>
+    <w:lsdException w:name="Medium List 2 Accent 6" w:uiPriority="66"/>
+    <w:lsdException w:name="Medium Grid 1 Accent 6" w:uiPriority="67"/>
+    <w:lsdException w:name="Medium Grid 2 Accent 6" w:uiPriority="68"/>
+    <w:lsdException w:name="Medium Grid 3 Accent 6" w:uiPriority="69"/>
+    <w:lsdException w:name="Dark List Accent 6" w:uiPriority="70"/>
+    <w:lsdException w:name="Colorful Shading Accent 6" w:uiPriority="71"/>
+    <w:lsdException w:name="Colorful List Accent 6" w:uiPriority="72"/>
+    <w:lsdException w:name="Colorful Grid Accent 6" w:uiPriority="73"/>
+    <w:lsdException w:name="Subtle Emphasis" w:uiPriority="19" w:qFormat="1"/>
+    <w:lsdException w:name="Intense Emphasis" w:uiPriority="21" w:qFormat="1"/>
+    <w:lsdException w:name="Subtle Reference" w:uiPriority="31" w:qFormat="1"/>
+    <w:lsdException w:name="Intense Reference" w:uiPriority="32" w:qFormat="1"/>
+    <w:lsdException w:name="Book Title" w:uiPriority="33" w:qFormat="1"/>
+    <w:lsdException w:name="Bibliography" w:semiHidden="1" w:uiPriority="37" w:unhideWhenUsed="1"/>
+    <w:lsdException w:name="TOC Heading" w:semiHidden="1" w:uiPriority="39" w:unhideWhenUsed="1" w:qFormat="1"/>
+    <w:lsdException w:name="Plain Table 1" w:uiPriority="41"/>
+    <w:lsdException w:name="Plain Table 2" w:uiPriority="42"/>
+    <w:lsdException w:name="Plain Table 3" w:uiPriority="43"/>
+    <w:lsdException w:name="Plain Table 4" w:uiPriority="44"/>
+    <w:lsdException w:name="Plain Table 5" w:uiPriority="45"/>
+    <w:lsdException w:name="Grid Table Light" w:uiPriority="40"/>
+    <w:lsdException w:name="Grid Table 1 Light" w:uiPriority="46"/>
+    <w:lsdException w:name="Grid Table 2" w:uiPriority="47"/>
+    <w:lsdException w:name="Grid Table 3" w:uiPriority="48"/>
+    <w:lsdException w:name="Grid Table 4" w:uiPriority="49"/>
+    <w:lsdException w:name="Grid Table 5 Dark" w:uiPriority="50"/>
+    <w:lsdException w:name="Grid Table 6 Colorful" w:uiPriority="51"/>
+    <w:lsdException w:name="Grid Table 7 Colorful" w:uiPriority="52"/>
+    <w:lsdException w:name="Grid Table 1 Light Accent 1" w:uiPriority="46"/>
+    <w:lsdException w:name="Grid Table 2 Accent 1" w:uiPriority="47"/>
+    <w:lsdException w:name="Grid Table 3 Accent 1" w:uiPriority="48"/>
+    <w:lsdException w:name="Grid Table 4 Accent 1" w:uiPriority="49"/>
+    <w:lsdException w:name="Grid Table 5 Dark Accent 1" w:uiPriority="50"/>
+    <w:lsdException w:name="Grid Table 6 Colorful Accent 1" w:uiPriority="51"/>
+    <w:lsdException w:name="Grid Table 7 Colorful Accent 1" w:uiPriority="52"/>
+    <w:lsdException w:name="Grid Table 1 Light Accent 2" w:uiPriority="46"/>
+    <w:lsdException w:name="Grid Table 2 Accent 2" w:uiPriority="47"/>
+    <w:lsdException w:name="Grid Table 3 Accent 2" w:uiPriority="48"/>
+    <w:lsdException w:name="Grid Table 4 Accent 2" w:uiPriority="49"/>
+    <w:lsdException w:name="Grid Table 5 Dark Accent 2" w:uiPriority="50"/>
+    <w:lsdException w:name="Grid Table 6 Colorful Accent 2" w:uiPriority="51"/>
+    <w:lsdException w:name="Grid Table 7 Colorful Accent 2" w:uiPriority="52"/>
+    <w:lsdException w:name="Grid Table 1 Light Accent 3" w:uiPriority="46"/>
+    <w:lsdException w:name="Grid Table 2 Accent 3" w:uiPriority="47"/>
+    <w:lsdException w:name="Grid Table 3 Accent 3" w:uiPriority="48"/>
+    <w:lsdException w:name="Grid Table 4 Accent 3" w:uiPriority="49"/>
+    <w:lsdException w:name="Grid Table 5 Dark Accent 3" w:uiPriority="50"/>
+    <w:lsdException w:name="Grid Table 6 Colorful Accent 3" w:uiPriority="51"/>
+    <w:lsdException w:name="Grid Table 7 Colorful Accent 3" w:uiPriority="52"/>
+    <w:lsdException w:name="Grid Table 1 Light Accent 4" w:uiPriority="46"/>
+    <w:lsdException w:name="Grid Table 2 Accent 4" w:uiPriority="47"/>
+    <w:lsdException w:name="Grid Table 3 Accent 4" w:uiPriority="48"/>
+    <w:lsdException w:name="Grid Table 4 Accent 4" w:uiPriority="49"/>
+    <w:lsdException w:name="Grid Table 5 Dark Accent 4" w:uiPriority="50"/>
+    <w:lsdException w:name="Grid Table 6 Colorful Accent 4" w:uiPriority="51"/>
+    <w:lsdException w:name="Grid Table 7 Colorful Accent 4" w:uiPriority="52"/>
+    <w:lsdException w:name="Grid Table 1 Light Accent 5" w:uiPriority="46"/>
+    <w:lsdException w:name="Grid Table 2 Accent 5" w:uiPriority="47"/>
+    <w:lsdException w:name="Grid Table 3 Accent 5" w:uiPriority="48"/>
+    <w:lsdException w:name="Grid Table 4 Accent 5" w:uiPriority="49"/>
+    <w:lsdException w:name="Grid Table 5 Dark Accent 5" w:uiPriority="50"/>
+    <w:lsdException w:name="Grid Table 6 Colorful Accent 5" w:uiPriority="51"/>
+    <w:lsdException w:name="Grid Table 7 Colorful Accent 5" w:uiPriority="52"/>
+    <w:lsdException w:name="Grid Table 1 Light Accent 6" w:uiPriority="46"/>
+    <w:lsdException w:name="Grid Table 2 Accent 6" w:uiPriority="47"/>
+    <w:lsdException w:name="Grid Table 3 Accent 6" w:uiPriority="48"/>
+    <w:lsdException w:name="Grid Table 4 Accent 6" w:uiPriority="49"/>
+    <w:lsdException w:name="Grid Table 5 Dark Accent 6" w:uiPriority="50"/>
+    <w:lsdException w:name="Grid Table 6 Colorful Accent 6" w:uiPriority="51"/>
+    <w:lsdException w:name="Grid Table 7 Colorful Accent 6" w:uiPriority="52"/>
+    <w:lsdException w:name="List Table 1 Light" w:uiPriority="46"/>
+    <w:lsdException w:name="List Table 2" w:uiPriority="47"/>
+    <w:lsdException w:name="List Table 3" w:uiPriority="48"/>
+    <w:lsdException w:name="List Table 4" w:uiPriority="49"/>
+    <w:lsdException w:name="List Table 5 Dark" w:uiPriority="50"/>
+    <w:lsdException w:name="List Table 6 Colorful" w:uiPriority="51"/>
+    <w:lsdException w:name="List Table 7 Colorful" w:uiPriority="52"/>
+    <w:lsdException w:name="List Table 1 Light Accent 1" w:uiPriority="46"/>
+    <w:lsdException w:name="List Table 2 Accent 1" w:uiPriority="47"/>
+    <w:lsdException w:name="List Table 3 Accent 1" w:uiPriority="48"/>
+    <w:lsdException w:name="List Table 4 Accent 1" w:uiPriority="49"/>
+    <w:lsdException w:name="List Table 5 Dark Accent 1" w:uiPriority="50"/>
+    <w:lsdException w:name="List Table 6 Colorful Accent 1" w:uiPriority="51"/>
+    <w:lsdException w:name="List Table 7 Colorful Accent 1" w:uiPriority="52"/>
+    <w:lsdException w:name="List Table 1 Light Accent 2" w:uiPriority="46"/>
+    <w:lsdException w:name="List Table 2 Accent 2" w:uiPriority="47"/>
+    <w:lsdException w:name="List Table 3 Accent 2" w:uiPriority="48"/>
+    <w:lsdException w:name="List Table 4 Accent 2" w:uiPriority="49"/>
+    <w:lsdException w:name="List Table 5 Dark Accent 2" w:uiPriority="50"/>
+    <w:lsdException w:name="List Table 6 Colorful Accent 2" w:uiPriority="51"/>
+    <w:lsdException w:name="List Table 7 Colorful Accent 2" w:uiPriority="52"/>
+    <w:lsdException w:name="List Table 1 Light Accent 3" w:uiPriority="46"/>
+    <w:lsdException w:name="List Table 2 Accent 3" w:uiPriority="47"/>
+    <w:lsdException w:name="List Table 3 Accent 3" w:uiPriority="48"/>
+    <w:lsdException w:name="List Table 4 Accent 3" w:uiPriority="49"/>
+    <w:lsdException w:name="List Table 5 Dark Accent 3" w:uiPriority="50"/>
+    <w:lsdException w:name="List Table 6 Colorful Accent 3" w:uiPriority="51"/>
+    <w:lsdException w:name="List Table 7 Colorful Accent 3" w:uiPriority="52"/>
+    <w:lsdException w:name="List Table 1 Light Accent 4" w:uiPriority="46"/>
+    <w:lsdException w:name="List Table 2 Accent 4" w:uiPriority="47"/>
+    <w:lsdException w:name="List Table 3 Accent 4" w:uiPriority="48"/>
+    <w:lsdException w:name="List Table 4 Accent 4" w:uiPriority="49"/>
+    <w:lsdException w:name="List Table 5 Dark Accent 4" w:uiPriority="50"/>
+    <w:lsdException w:name="List Table 6 Colorful Accent 4" w:uiPriority="51"/>
+    <w:lsdException w:name="List Table 7 Colorful Accent 4" w:uiPriority="52"/>
+    <w:lsdException w:name="List Table 1 Light Accent 5" w:uiPriority="46"/>
+    <w:lsdException w:name="List Table 2 Accent 5" w:uiPriority="47"/>
+    <w:lsdException w:name="List Table 3 Accent 5" w:uiPriority="48"/>
+    <w:lsdException w:name="List Table 4 Accent 5" w:uiPriority="49"/>
+    <w:lsdException w:name="List Table 5 Dark Accent 5" w:uiPriority="50"/>
+    <w:lsdException w:name="List Table 6 Colorful Accent 5" w:uiPriority="51"/>
+    <w:lsdException w:name="List Table 7 Colorful Accent 5" w:uiPriority="52"/>
+    <w:lsdException w:name="List Table 1 Light Accent 6" w:uiPriority="46"/>
+    <w:lsdException w:name="List Table 2 Accent 6" w:uiPriority="47"/>
+    <w:lsdException w:name="List Table 3 Accent 6" w:uiPriority="48"/>
+    <w:lsdException w:name="List Table 4 Accent 6" w:uiPriority="49"/>
+    <w:lsdException w:name="List Table 5 Dark Accent 6" w:uiPriority="50"/>
+    <w:lsdException w:name="List Table 6 Colorful Accent 6" w:uiPriority="51"/>
+    <w:lsdException w:name="List Table 7 Colorful Accent 6" w:uiPriority="52"/>
+    <w:lsdException w:name="Mention" w:semiHidden="1" w:unhideWhenUsed="1"/>
+    <w:lsdException w:name="Smart Hyperlink" w:semiHidden="1" w:unhideWhenUsed="1"/>
+    <w:lsdException w:name="Hashtag" w:semiHidden="1" w:unhideWhenUsed="1"/>
+    <w:lsdException w:name="Unresolved Mention" w:semiHidden="1" w:unhideWhenUsed="1"/>
+    <w:lsdException w:name="Smart Link" w:semiHidden="1" w:unhideWhenUsed="1"/>
+  </w:latentStyles>
+  <w:style w:type="paragraph" w:default="1" w:styleId="Normal">
+    <w:name w:val="Normal"/>
+    <w:qFormat/>
   </w:style>
   <w:style w:type="paragraph" w:styleId="Heading1">
     <w:name w:val="heading 1"/>
     <w:basedOn w:val="Normal"/>
     <w:next w:val="Normal"/>
+    <w:uiPriority w:val="9"/>
+    <w:qFormat/>
     <w:pPr>
-      <w:keepNext w:val="1"/>
-      <w:keepLines w:val="1"/>
-      <w:pageBreakBefore w:val="0"/>
-      <w:spacing w:after="120" w:before="400" w:lineRule="auto"/>
+      <w:keepNext/>
+      <w:keepLines/>
+      <w:spacing w:before="400" w:after="120"/>
+      <w:outlineLvl w:val="0"/>
     </w:pPr>
     <w:rPr>
       <w:sz w:val="40"/>
@@ -292,15 +522,17 @@
     <w:name w:val="heading 2"/>
     <w:basedOn w:val="Normal"/>
     <w:next w:val="Normal"/>
+    <w:uiPriority w:val="9"/>
+    <w:semiHidden/>
+    <w:unhideWhenUsed/>
+    <w:qFormat/>
     <w:pPr>
-      <w:keepNext w:val="1"/>
-      <w:keepLines w:val="1"/>
-      <w:pageBreakBefore w:val="0"/>
-      <w:spacing w:after="120" w:before="360" w:lineRule="auto"/>
+      <w:keepNext/>
+      <w:keepLines/>
+      <w:spacing w:before="360" w:after="120"/>
+      <w:outlineLvl w:val="1"/>
     </w:pPr>
     <w:rPr>
-      <w:b w:val="0"/>
-      <w:bCs w:val="0"/>
       <w:sz w:val="32"/>
       <w:szCs w:val="32"/>
     </w:rPr>
@@ -309,15 +541,17 @@
     <w:name w:val="heading 3"/>
     <w:basedOn w:val="Normal"/>
     <w:next w:val="Normal"/>
+    <w:uiPriority w:val="9"/>
+    <w:semiHidden/>
+    <w:unhideWhenUsed/>
+    <w:qFormat/>
     <w:pPr>
-      <w:keepNext w:val="1"/>
-      <w:keepLines w:val="1"/>
-      <w:pageBreakBefore w:val="0"/>
-      <w:spacing w:after="80" w:before="320" w:lineRule="auto"/>
+      <w:keepNext/>
+      <w:keepLines/>
+      <w:spacing w:before="320" w:after="80"/>
+      <w:outlineLvl w:val="2"/>
     </w:pPr>
     <w:rPr>
-      <w:b w:val="0"/>
-      <w:bCs w:val="0"/>
       <w:color w:val="434343"/>
       <w:sz w:val="28"/>
       <w:szCs w:val="28"/>
@@ -327,11 +561,15 @@
     <w:name w:val="heading 4"/>
     <w:basedOn w:val="Normal"/>
     <w:next w:val="Normal"/>
+    <w:uiPriority w:val="9"/>
+    <w:semiHidden/>
+    <w:unhideWhenUsed/>
+    <w:qFormat/>
     <w:pPr>
-      <w:keepNext w:val="1"/>
-      <w:keepLines w:val="1"/>
-      <w:pageBreakBefore w:val="0"/>
-      <w:spacing w:after="80" w:before="280" w:lineRule="auto"/>
+      <w:keepNext/>
+      <w:keepLines/>
+      <w:spacing w:before="280" w:after="80"/>
+      <w:outlineLvl w:val="3"/>
     </w:pPr>
     <w:rPr>
       <w:color w:val="666666"/>
@@ -343,45 +581,88 @@
     <w:name w:val="heading 5"/>
     <w:basedOn w:val="Normal"/>
     <w:next w:val="Normal"/>
+    <w:uiPriority w:val="9"/>
+    <w:semiHidden/>
+    <w:unhideWhenUsed/>
+    <w:qFormat/>
     <w:pPr>
-      <w:keepNext w:val="1"/>
-      <w:keepLines w:val="1"/>
-      <w:pageBreakBefore w:val="0"/>
-      <w:spacing w:after="80" w:before="240" w:lineRule="auto"/>
+      <w:keepNext/>
+      <w:keepLines/>
+      <w:spacing w:before="240" w:after="80"/>
+      <w:outlineLvl w:val="4"/>
     </w:pPr>
     <w:rPr>
       <w:color w:val="666666"/>
-      <w:sz w:val="22"/>
-      <w:szCs w:val="22"/>
     </w:rPr>
   </w:style>
   <w:style w:type="paragraph" w:styleId="Heading6">
     <w:name w:val="heading 6"/>
     <w:basedOn w:val="Normal"/>
     <w:next w:val="Normal"/>
+    <w:uiPriority w:val="9"/>
+    <w:semiHidden/>
+    <w:unhideWhenUsed/>
+    <w:qFormat/>
     <w:pPr>
-      <w:keepNext w:val="1"/>
-      <w:keepLines w:val="1"/>
-      <w:pageBreakBefore w:val="0"/>
-      <w:spacing w:after="80" w:before="240" w:lineRule="auto"/>
+      <w:keepNext/>
+      <w:keepLines/>
+      <w:spacing w:before="240" w:after="80"/>
+      <w:outlineLvl w:val="5"/>
     </w:pPr>
     <w:rPr>
-      <w:i w:val="1"/>
-      <w:iCs w:val="1"/>
+      <w:i/>
+      <w:iCs/>
       <w:color w:val="666666"/>
-      <w:sz w:val="22"/>
-      <w:szCs w:val="22"/>
     </w:rPr>
+  </w:style>
+  <w:style w:type="character" w:default="1" w:styleId="DefaultParagraphFont">
+    <w:name w:val="Default Paragraph Font"/>
+    <w:uiPriority w:val="1"/>
+    <w:semiHidden/>
+    <w:unhideWhenUsed/>
+  </w:style>
+  <w:style w:type="table" w:default="1" w:styleId="TableNormal">
+    <w:name w:val="Normal Table"/>
+    <w:uiPriority w:val="99"/>
+    <w:semiHidden/>
+    <w:unhideWhenUsed/>
+    <w:tblPr>
+      <w:tblInd w:w="0" w:type="dxa"/>
+      <w:tblCellMar>
+        <w:top w:w="0" w:type="dxa"/>
+        <w:left w:w="108" w:type="dxa"/>
+        <w:bottom w:w="0" w:type="dxa"/>
+        <w:right w:w="108" w:type="dxa"/>
+      </w:tblCellMar>
+    </w:tblPr>
+  </w:style>
+  <w:style w:type="numbering" w:default="1" w:styleId="NoList">
+    <w:name w:val="No List"/>
+    <w:uiPriority w:val="99"/>
+    <w:semiHidden/>
+    <w:unhideWhenUsed/>
+  </w:style>
+  <w:style w:type="table" w:customStyle="1" w:styleId="TableNormal0">
+    <w:name w:val="TableNormal"/>
+    <w:tblPr>
+      <w:tblCellMar>
+        <w:top w:w="100" w:type="dxa"/>
+        <w:left w:w="100" w:type="dxa"/>
+        <w:bottom w:w="100" w:type="dxa"/>
+        <w:right w:w="100" w:type="dxa"/>
+      </w:tblCellMar>
+    </w:tblPr>
   </w:style>
   <w:style w:type="paragraph" w:styleId="Title">
     <w:name w:val="Title"/>
     <w:basedOn w:val="Normal"/>
     <w:next w:val="Normal"/>
+    <w:uiPriority w:val="10"/>
+    <w:qFormat/>
     <w:pPr>
-      <w:keepNext w:val="1"/>
-      <w:keepLines w:val="1"/>
-      <w:pageBreakBefore w:val="0"/>
-      <w:spacing w:after="60" w:before="0" w:lineRule="auto"/>
+      <w:keepNext/>
+      <w:keepLines/>
+      <w:spacing w:after="60"/>
     </w:pPr>
     <w:rPr>
       <w:sz w:val="52"/>
@@ -392,16 +673,14 @@
     <w:name w:val="Subtitle"/>
     <w:basedOn w:val="Normal"/>
     <w:next w:val="Normal"/>
+    <w:uiPriority w:val="11"/>
+    <w:qFormat/>
     <w:pPr>
-      <w:keepNext w:val="1"/>
-      <w:keepLines w:val="1"/>
-      <w:pageBreakBefore w:val="0"/>
-      <w:spacing w:after="320" w:before="0" w:lineRule="auto"/>
+      <w:keepNext/>
+      <w:keepLines/>
+      <w:spacing w:after="320"/>
     </w:pPr>
     <w:rPr>
-      <w:rFonts w:ascii="Arial" w:cs="Arial" w:eastAsia="Arial" w:hAnsi="Arial"/>
-      <w:i w:val="0"/>
-      <w:iCs w:val="0"/>
       <w:color w:val="666666"/>
       <w:sz w:val="30"/>
       <w:szCs w:val="30"/>
